--- a/templates/BRGY-IND.docx
+++ b/templates/BRGY-IND.docx
@@ -1619,7 +1619,7 @@
           <w:szCs w:val="38"/>
         </w:rPr>
         <w:drawing>
-          <wp:anchor distT="0" distB="0" distL="114300" distR="114300" simplePos="0" relativeHeight="251629568" behindDoc="0" locked="0" layoutInCell="1" allowOverlap="1" wp14:anchorId="29023007" wp14:editId="59B24916">
+          <wp:anchor distT="0" distB="0" distL="114300" distR="114300" simplePos="0" relativeHeight="251629568" behindDoc="0" locked="0" layoutInCell="1" allowOverlap="1" wp14:anchorId="29023007" wp14:editId="5FB1525E">
             <wp:simplePos x="0" y="0"/>
             <wp:positionH relativeFrom="page">
               <wp:posOffset>6153150</wp:posOffset>
@@ -1629,25 +1629,7 @@
             </wp:positionV>
             <wp:extent cx="1595120" cy="1272540"/>
             <wp:effectExtent l="0" t="0" r="0" b="3810"/>
-            <wp:wrapThrough wrapText="bothSides">
-              <wp:wrapPolygon edited="0">
-                <wp:start x="11024" y="21277"/>
-                <wp:lineTo x="12571" y="19660"/>
-                <wp:lineTo x="13603" y="17720"/>
-                <wp:lineTo x="13603" y="15456"/>
-                <wp:lineTo x="18246" y="10283"/>
-                <wp:lineTo x="19794" y="3169"/>
-                <wp:lineTo x="20310" y="259"/>
-                <wp:lineTo x="963" y="259"/>
-                <wp:lineTo x="705" y="259"/>
-                <wp:lineTo x="3285" y="10283"/>
-                <wp:lineTo x="7154" y="15456"/>
-                <wp:lineTo x="6896" y="17073"/>
-                <wp:lineTo x="8186" y="19983"/>
-                <wp:lineTo x="9476" y="21277"/>
-                <wp:lineTo x="11024" y="21277"/>
-              </wp:wrapPolygon>
-            </wp:wrapThrough>
+            <wp:wrapNone/>
             <wp:docPr id="542692796" name="Picture 39"/>
             <wp:cNvGraphicFramePr>
               <a:graphicFrameLocks xmlns:a="http://schemas.openxmlformats.org/drawingml/2006/main" noChangeAspect="1"/>
@@ -1824,31 +1806,7 @@
                                 <w:szCs w:val="24"/>
                                 <w:u w:val="single"/>
                               </w:rPr>
-                              <w:t>{</w:t>
-                            </w:r>
-                            <w:proofErr w:type="spellStart"/>
-                            <w:r>
-                              <w:rPr>
-                                <w:rFonts w:ascii="Times New Roman" w:hAnsi="Times New Roman" w:cs="Times New Roman"/>
-                                <w:b/>
-                                <w:bCs/>
-                                <w:sz w:val="24"/>
-                                <w:szCs w:val="24"/>
-                                <w:u w:val="single"/>
-                              </w:rPr>
-                              <w:t>d.full_name</w:t>
-                            </w:r>
-                            <w:proofErr w:type="spellEnd"/>
-                            <w:r>
-                              <w:rPr>
-                                <w:rFonts w:ascii="Times New Roman" w:hAnsi="Times New Roman" w:cs="Times New Roman"/>
-                                <w:b/>
-                                <w:bCs/>
-                                <w:sz w:val="24"/>
-                                <w:szCs w:val="24"/>
-                                <w:u w:val="single"/>
-                              </w:rPr>
-                              <w:t>}</w:t>
+                              <w:t>{d.full_name}</w:t>
                             </w:r>
                             <w:r>
                               <w:rPr>
@@ -1865,9 +1823,100 @@
                                 <w:szCs w:val="24"/>
                                 <w:u w:val="single"/>
                               </w:rPr>
-                              <w:t>{</w:t>
-                            </w:r>
-                            <w:proofErr w:type="spellStart"/>
+                              <w:t>{d.age}</w:t>
+                            </w:r>
+                            <w:r>
+                              <w:rPr>
+                                <w:rFonts w:ascii="Times New Roman" w:hAnsi="Times New Roman" w:cs="Times New Roman"/>
+                                <w:sz w:val="24"/>
+                                <w:szCs w:val="24"/>
+                              </w:rPr>
+                              <w:t xml:space="preserve"> years old,</w:t>
+                            </w:r>
+                            <w:r>
+                              <w:rPr>
+                                <w:rFonts w:ascii="Times New Roman" w:hAnsi="Times New Roman" w:cs="Times New Roman"/>
+                                <w:sz w:val="24"/>
+                                <w:szCs w:val="24"/>
+                              </w:rPr>
+                              <w:t xml:space="preserve"> a resident of Barangay B</w:t>
+                            </w:r>
+                            <w:r>
+                              <w:rPr>
+                                <w:rFonts w:ascii="Times New Roman" w:hAnsi="Times New Roman" w:cs="Times New Roman"/>
+                                <w:sz w:val="24"/>
+                                <w:szCs w:val="24"/>
+                              </w:rPr>
+                              <w:t>iluso</w:t>
+                            </w:r>
+                            <w:r>
+                              <w:rPr>
+                                <w:rFonts w:ascii="Times New Roman" w:hAnsi="Times New Roman" w:cs="Times New Roman"/>
+                                <w:sz w:val="24"/>
+                                <w:szCs w:val="24"/>
+                              </w:rPr>
+                              <w:t xml:space="preserve">, </w:t>
+                            </w:r>
+                            <w:r>
+                              <w:rPr>
+                                <w:rFonts w:ascii="Times New Roman" w:hAnsi="Times New Roman" w:cs="Times New Roman"/>
+                                <w:sz w:val="24"/>
+                                <w:szCs w:val="24"/>
+                              </w:rPr>
+                              <w:t>Silang, Cavite</w:t>
+                            </w:r>
+                            <w:r>
+                              <w:rPr>
+                                <w:rFonts w:ascii="Times New Roman" w:hAnsi="Times New Roman" w:cs="Times New Roman"/>
+                                <w:sz w:val="24"/>
+                                <w:szCs w:val="24"/>
+                              </w:rPr>
+                              <w:t xml:space="preserve"> </w:t>
+                            </w:r>
+                            <w:r>
+                              <w:rPr>
+                                <w:rFonts w:ascii="Times New Roman" w:hAnsi="Times New Roman" w:cs="Times New Roman"/>
+                                <w:sz w:val="24"/>
+                                <w:szCs w:val="24"/>
+                              </w:rPr>
+                              <w:t>belongs to a poor or indigent group of our society. Further certifies that his/her family earns a measly income and can hardly support their basic and other needs.</w:t>
+                            </w:r>
+                          </w:p>
+                          <w:p>
+                            <w:pPr>
+                              <w:jc w:val="both"/>
+                              <w:rPr>
+                                <w:rFonts w:ascii="Times New Roman" w:hAnsi="Times New Roman" w:cs="Times New Roman"/>
+                                <w:sz w:val="24"/>
+                                <w:szCs w:val="24"/>
+                              </w:rPr>
+                            </w:pPr>
+                          </w:p>
+                          <w:p>
+                            <w:pPr>
+                              <w:jc w:val="center"/>
+                              <w:rPr>
+                                <w:rFonts w:ascii="Times New Roman" w:hAnsi="Times New Roman" w:cs="Times New Roman"/>
+                                <w:sz w:val="24"/>
+                                <w:szCs w:val="24"/>
+                              </w:rPr>
+                            </w:pPr>
+                            <w:r>
+                              <w:rPr>
+                                <w:rFonts w:ascii="Times New Roman" w:hAnsi="Times New Roman" w:cs="Times New Roman"/>
+                                <w:sz w:val="24"/>
+                                <w:szCs w:val="24"/>
+                              </w:rPr>
+                              <w:t>This certification is issued upon request of the subject person for</w:t>
+                            </w:r>
+                            <w:r>
+                              <w:rPr>
+                                <w:rFonts w:ascii="Times New Roman" w:hAnsi="Times New Roman" w:cs="Times New Roman"/>
+                                <w:sz w:val="24"/>
+                                <w:szCs w:val="24"/>
+                              </w:rPr>
+                              <w:t xml:space="preserve"> </w:t>
+                            </w:r>
                             <w:r>
                               <w:rPr>
                                 <w:rFonts w:ascii="Times New Roman" w:hAnsi="Times New Roman" w:cs="Times New Roman"/>
@@ -1875,9 +1924,44 @@
                                 <w:szCs w:val="24"/>
                                 <w:u w:val="single"/>
                               </w:rPr>
-                              <w:t>d.age</w:t>
-                            </w:r>
-                            <w:proofErr w:type="spellEnd"/>
+                              <w:t>{d.purpose}</w:t>
+                            </w:r>
+                            <w:r>
+                              <w:rPr>
+                                <w:rFonts w:ascii="Times New Roman" w:hAnsi="Times New Roman" w:cs="Times New Roman"/>
+                                <w:sz w:val="24"/>
+                                <w:szCs w:val="24"/>
+                              </w:rPr>
+                              <w:t xml:space="preserve"> purposes.</w:t>
+                            </w:r>
+                          </w:p>
+                          <w:p>
+                            <w:pPr>
+                              <w:jc w:val="center"/>
+                              <w:rPr>
+                                <w:rFonts w:ascii="Times New Roman" w:hAnsi="Times New Roman" w:cs="Times New Roman"/>
+                                <w:sz w:val="24"/>
+                                <w:szCs w:val="24"/>
+                              </w:rPr>
+                            </w:pPr>
+                          </w:p>
+                          <w:p>
+                            <w:pPr>
+                              <w:jc w:val="center"/>
+                              <w:rPr>
+                                <w:rFonts w:ascii="Times New Roman" w:hAnsi="Times New Roman" w:cs="Times New Roman"/>
+                                <w:sz w:val="24"/>
+                                <w:szCs w:val="24"/>
+                              </w:rPr>
+                            </w:pPr>
+                            <w:r>
+                              <w:rPr>
+                                <w:rFonts w:ascii="Times New Roman" w:hAnsi="Times New Roman" w:cs="Times New Roman"/>
+                                <w:sz w:val="24"/>
+                                <w:szCs w:val="24"/>
+                              </w:rPr>
+                              <w:t xml:space="preserve">Issued this </w:t>
+                            </w:r>
                             <w:r>
                               <w:rPr>
                                 <w:rFonts w:ascii="Times New Roman" w:hAnsi="Times New Roman" w:cs="Times New Roman"/>
@@ -1885,7 +1969,7 @@
                                 <w:szCs w:val="24"/>
                                 <w:u w:val="single"/>
                               </w:rPr>
-                              <w:t>}</w:t>
+                              <w:t>{d.day}</w:t>
                             </w:r>
                             <w:r>
                               <w:rPr>
@@ -1893,7 +1977,7 @@
                                 <w:sz w:val="24"/>
                                 <w:szCs w:val="24"/>
                               </w:rPr>
-                              <w:t xml:space="preserve"> years old,</w:t>
+                              <w:t xml:space="preserve"> </w:t>
                             </w:r>
                             <w:r>
                               <w:rPr>
@@ -1901,75 +1985,7 @@
                                 <w:sz w:val="24"/>
                                 <w:szCs w:val="24"/>
                               </w:rPr>
-                              <w:t xml:space="preserve"> a resident of Barangay B</w:t>
-                            </w:r>
-                            <w:r>
-                              <w:rPr>
-                                <w:rFonts w:ascii="Times New Roman" w:hAnsi="Times New Roman" w:cs="Times New Roman"/>
-                                <w:sz w:val="24"/>
-                                <w:szCs w:val="24"/>
-                              </w:rPr>
-                              <w:t>iluso</w:t>
-                            </w:r>
-                            <w:r>
-                              <w:rPr>
-                                <w:rFonts w:ascii="Times New Roman" w:hAnsi="Times New Roman" w:cs="Times New Roman"/>
-                                <w:sz w:val="24"/>
-                                <w:szCs w:val="24"/>
-                              </w:rPr>
-                              <w:t xml:space="preserve">, </w:t>
-                            </w:r>
-                            <w:r>
-                              <w:rPr>
-                                <w:rFonts w:ascii="Times New Roman" w:hAnsi="Times New Roman" w:cs="Times New Roman"/>
-                                <w:sz w:val="24"/>
-                                <w:szCs w:val="24"/>
-                              </w:rPr>
-                              <w:t>Silang, Cavite</w:t>
-                            </w:r>
-                            <w:r>
-                              <w:rPr>
-                                <w:rFonts w:ascii="Times New Roman" w:hAnsi="Times New Roman" w:cs="Times New Roman"/>
-                                <w:sz w:val="24"/>
-                                <w:szCs w:val="24"/>
-                              </w:rPr>
-                              <w:t xml:space="preserve"> </w:t>
-                            </w:r>
-                            <w:r>
-                              <w:rPr>
-                                <w:rFonts w:ascii="Times New Roman" w:hAnsi="Times New Roman" w:cs="Times New Roman"/>
-                                <w:sz w:val="24"/>
-                                <w:szCs w:val="24"/>
-                              </w:rPr>
-                              <w:t>belongs to a poor or indigent group of our society. Further certifies that his/her family earns a measly income and can hardly support their basic and other needs.</w:t>
-                            </w:r>
-                          </w:p>
-                          <w:p>
-                            <w:pPr>
-                              <w:jc w:val="both"/>
-                              <w:rPr>
-                                <w:rFonts w:ascii="Times New Roman" w:hAnsi="Times New Roman" w:cs="Times New Roman"/>
-                                <w:sz w:val="24"/>
-                                <w:szCs w:val="24"/>
-                              </w:rPr>
-                            </w:pPr>
-                          </w:p>
-                          <w:p>
-                            <w:pPr>
-                              <w:jc w:val="center"/>
-                              <w:rPr>
-                                <w:rFonts w:ascii="Times New Roman" w:hAnsi="Times New Roman" w:cs="Times New Roman"/>
-                                <w:sz w:val="24"/>
-                                <w:szCs w:val="24"/>
-                              </w:rPr>
-                            </w:pPr>
-                            <w:r>
-                              <w:rPr>
-                                <w:rFonts w:ascii="Times New Roman" w:hAnsi="Times New Roman" w:cs="Times New Roman"/>
-                                <w:sz w:val="24"/>
-                                <w:szCs w:val="24"/>
-                              </w:rPr>
-                              <w:t>This certification is issued upon request of the subject person for</w:t>
+                              <w:t>day of</w:t>
                             </w:r>
                             <w:r>
                               <w:rPr>
@@ -1986,9 +2002,24 @@
                                 <w:szCs w:val="24"/>
                                 <w:u w:val="single"/>
                               </w:rPr>
-                              <w:t>{</w:t>
-                            </w:r>
-                            <w:proofErr w:type="spellStart"/>
+                              <w:t>{d.month}</w:t>
+                            </w:r>
+                            <w:r>
+                              <w:rPr>
+                                <w:rFonts w:ascii="Times New Roman" w:hAnsi="Times New Roman" w:cs="Times New Roman"/>
+                                <w:sz w:val="24"/>
+                                <w:szCs w:val="24"/>
+                              </w:rPr>
+                              <w:t>,</w:t>
+                            </w:r>
+                            <w:r>
+                              <w:rPr>
+                                <w:rFonts w:ascii="Times New Roman" w:hAnsi="Times New Roman" w:cs="Times New Roman"/>
+                                <w:sz w:val="24"/>
+                                <w:szCs w:val="24"/>
+                              </w:rPr>
+                              <w:t xml:space="preserve"> </w:t>
+                            </w:r>
                             <w:r>
                               <w:rPr>
                                 <w:rFonts w:ascii="Times New Roman" w:hAnsi="Times New Roman" w:cs="Times New Roman"/>
@@ -1996,180 +2027,7 @@
                                 <w:szCs w:val="24"/>
                                 <w:u w:val="single"/>
                               </w:rPr>
-                              <w:t>d.purpose</w:t>
-                            </w:r>
-                            <w:proofErr w:type="spellEnd"/>
-                            <w:r>
-                              <w:rPr>
-                                <w:rFonts w:ascii="Times New Roman" w:hAnsi="Times New Roman" w:cs="Times New Roman"/>
-                                <w:sz w:val="24"/>
-                                <w:szCs w:val="24"/>
-                                <w:u w:val="single"/>
-                              </w:rPr>
-                              <w:t>}</w:t>
-                            </w:r>
-                            <w:r>
-                              <w:rPr>
-                                <w:rFonts w:ascii="Times New Roman" w:hAnsi="Times New Roman" w:cs="Times New Roman"/>
-                                <w:sz w:val="24"/>
-                                <w:szCs w:val="24"/>
-                              </w:rPr>
-                              <w:t xml:space="preserve"> purposes.</w:t>
-                            </w:r>
-                          </w:p>
-                          <w:p>
-                            <w:pPr>
-                              <w:jc w:val="center"/>
-                              <w:rPr>
-                                <w:rFonts w:ascii="Times New Roman" w:hAnsi="Times New Roman" w:cs="Times New Roman"/>
-                                <w:sz w:val="24"/>
-                                <w:szCs w:val="24"/>
-                              </w:rPr>
-                            </w:pPr>
-                          </w:p>
-                          <w:p>
-                            <w:pPr>
-                              <w:jc w:val="center"/>
-                              <w:rPr>
-                                <w:rFonts w:ascii="Times New Roman" w:hAnsi="Times New Roman" w:cs="Times New Roman"/>
-                                <w:sz w:val="24"/>
-                                <w:szCs w:val="24"/>
-                              </w:rPr>
-                            </w:pPr>
-                            <w:r>
-                              <w:rPr>
-                                <w:rFonts w:ascii="Times New Roman" w:hAnsi="Times New Roman" w:cs="Times New Roman"/>
-                                <w:sz w:val="24"/>
-                                <w:szCs w:val="24"/>
-                              </w:rPr>
-                              <w:t xml:space="preserve">Issued this </w:t>
-                            </w:r>
-                            <w:r>
-                              <w:rPr>
-                                <w:rFonts w:ascii="Times New Roman" w:hAnsi="Times New Roman" w:cs="Times New Roman"/>
-                                <w:sz w:val="24"/>
-                                <w:szCs w:val="24"/>
-                                <w:u w:val="single"/>
-                              </w:rPr>
-                              <w:t>{</w:t>
-                            </w:r>
-                            <w:proofErr w:type="spellStart"/>
-                            <w:r>
-                              <w:rPr>
-                                <w:rFonts w:ascii="Times New Roman" w:hAnsi="Times New Roman" w:cs="Times New Roman"/>
-                                <w:sz w:val="24"/>
-                                <w:szCs w:val="24"/>
-                                <w:u w:val="single"/>
-                              </w:rPr>
-                              <w:t>d.day</w:t>
-                            </w:r>
-                            <w:proofErr w:type="spellEnd"/>
-                            <w:r>
-                              <w:rPr>
-                                <w:rFonts w:ascii="Times New Roman" w:hAnsi="Times New Roman" w:cs="Times New Roman"/>
-                                <w:sz w:val="24"/>
-                                <w:szCs w:val="24"/>
-                                <w:u w:val="single"/>
-                              </w:rPr>
-                              <w:t>}</w:t>
-                            </w:r>
-                            <w:r>
-                              <w:rPr>
-                                <w:rFonts w:ascii="Times New Roman" w:hAnsi="Times New Roman" w:cs="Times New Roman"/>
-                                <w:sz w:val="24"/>
-                                <w:szCs w:val="24"/>
-                              </w:rPr>
-                              <w:t xml:space="preserve"> </w:t>
-                            </w:r>
-                            <w:r>
-                              <w:rPr>
-                                <w:rFonts w:ascii="Times New Roman" w:hAnsi="Times New Roman" w:cs="Times New Roman"/>
-                                <w:sz w:val="24"/>
-                                <w:szCs w:val="24"/>
-                              </w:rPr>
-                              <w:t>day of</w:t>
-                            </w:r>
-                            <w:r>
-                              <w:rPr>
-                                <w:rFonts w:ascii="Times New Roman" w:hAnsi="Times New Roman" w:cs="Times New Roman"/>
-                                <w:sz w:val="24"/>
-                                <w:szCs w:val="24"/>
-                              </w:rPr>
-                              <w:t xml:space="preserve"> </w:t>
-                            </w:r>
-                            <w:r>
-                              <w:rPr>
-                                <w:rFonts w:ascii="Times New Roman" w:hAnsi="Times New Roman" w:cs="Times New Roman"/>
-                                <w:sz w:val="24"/>
-                                <w:szCs w:val="24"/>
-                                <w:u w:val="single"/>
-                              </w:rPr>
-                              <w:t>{</w:t>
-                            </w:r>
-                            <w:proofErr w:type="spellStart"/>
-                            <w:r>
-                              <w:rPr>
-                                <w:rFonts w:ascii="Times New Roman" w:hAnsi="Times New Roman" w:cs="Times New Roman"/>
-                                <w:sz w:val="24"/>
-                                <w:szCs w:val="24"/>
-                                <w:u w:val="single"/>
-                              </w:rPr>
-                              <w:t>d.month</w:t>
-                            </w:r>
-                            <w:proofErr w:type="spellEnd"/>
-                            <w:r>
-                              <w:rPr>
-                                <w:rFonts w:ascii="Times New Roman" w:hAnsi="Times New Roman" w:cs="Times New Roman"/>
-                                <w:sz w:val="24"/>
-                                <w:szCs w:val="24"/>
-                                <w:u w:val="single"/>
-                              </w:rPr>
-                              <w:t>}</w:t>
-                            </w:r>
-                            <w:r>
-                              <w:rPr>
-                                <w:rFonts w:ascii="Times New Roman" w:hAnsi="Times New Roman" w:cs="Times New Roman"/>
-                                <w:sz w:val="24"/>
-                                <w:szCs w:val="24"/>
-                              </w:rPr>
-                              <w:t>,</w:t>
-                            </w:r>
-                            <w:r>
-                              <w:rPr>
-                                <w:rFonts w:ascii="Times New Roman" w:hAnsi="Times New Roman" w:cs="Times New Roman"/>
-                                <w:sz w:val="24"/>
-                                <w:szCs w:val="24"/>
-                              </w:rPr>
-                              <w:t xml:space="preserve"> </w:t>
-                            </w:r>
-                            <w:r>
-                              <w:rPr>
-                                <w:rFonts w:ascii="Times New Roman" w:hAnsi="Times New Roman" w:cs="Times New Roman"/>
-                                <w:sz w:val="24"/>
-                                <w:szCs w:val="24"/>
-                                <w:u w:val="single"/>
-                              </w:rPr>
-                              <w:t>{</w:t>
-                            </w:r>
-                            <w:proofErr w:type="spellStart"/>
-                            <w:r>
-                              <w:rPr>
-                                <w:rFonts w:ascii="Times New Roman" w:hAnsi="Times New Roman" w:cs="Times New Roman"/>
-                                <w:sz w:val="24"/>
-                                <w:szCs w:val="24"/>
-                                <w:u w:val="single"/>
-                              </w:rPr>
-                              <w:t>d.year</w:t>
-                            </w:r>
-                            <w:proofErr w:type="spellEnd"/>
-                            <w:r>
-                              <w:rPr>
-                                <w:rFonts w:ascii="Times New Roman" w:hAnsi="Times New Roman" w:cs="Times New Roman"/>
-                                <w:sz w:val="24"/>
-                                <w:szCs w:val="24"/>
-                                <w:u w:val="single"/>
-                              </w:rPr>
-                              <w:t>}</w:t>
+                              <w:t>{d.year}</w:t>
                             </w:r>
                             <w:r>
                               <w:rPr>
